--- a/Øvelser/Geografi/kortoevelse-istidslandskaber/kortoevelse-istidslandskaber.docx
+++ b/Øvelser/Geografi/kortoevelse-istidslandskaber/kortoevelse-istidslandskaber.docx
@@ -100,33 +100,7 @@
         <w:pStyle w:val="FirstParagraph"/>
       </w:pPr>
       <w:r>
-        <w:t xml:space="preserve">Under den sidste istid,</w:t>
-      </w:r>
-      <w:r>
-        <w:t xml:space="preserve"> </w:t>
-      </w:r>
-      <w:r>
-        <w:rPr>
-          <w:b/>
-          <w:bCs/>
-        </w:rPr>
-        <w:t xml:space="preserve">Weichsel-istiden</w:t>
-      </w:r>
-      <w:r>
-        <w:t xml:space="preserve">, nåede isen fra nord og øst for omkring 22 000 år siden ind over Danmark. Isranden lå i lang tid stille ned gennem Jylland. Den linje kaldes</w:t>
-      </w:r>
-      <w:r>
-        <w:t xml:space="preserve"> </w:t>
-      </w:r>
-      <w:r>
-        <w:rPr>
-          <w:b/>
-          <w:bCs/>
-        </w:rPr>
-        <w:t xml:space="preserve">hovedopholdslinjen</w:t>
-      </w:r>
-      <w:r>
-        <w:t xml:space="preserve">. Den går fra Bovbjerg ved Vestkysten mod øst til Viborg-egnen og derfra mod syd ned gennem Midtjylland til grænsen ved Padborg.</w:t>
+        <w:t xml:space="preserve">Under den sidste istid, Weichsel-istiden, nåede isen fra nord og øst for omkring 22 000 år siden ind over Danmark. Isranden lå i lang tid stille ned gennem Jylland. Den linje kaldes hovedopholdslinjen. Den går fra Bovbjerg ved Vestkysten mod øst til Viborg-egnen og derfra mod syd ned gennem Midtjylland til grænsen ved Padborg.</w:t>
       </w:r>
     </w:p>
     <w:p>
@@ -138,33 +112,7 @@
         </w:numPr>
       </w:pPr>
       <w:r>
-        <w:rPr>
-          <w:b/>
-          <w:bCs/>
-        </w:rPr>
-        <w:t xml:space="preserve">Øst for linjen</w:t>
-      </w:r>
-      <w:r>
-        <w:t xml:space="preserve"> </w:t>
-      </w:r>
-      <w:r>
-        <w:t xml:space="preserve">lå isen selv. Den efterlod</w:t>
-      </w:r>
-      <w:r>
-        <w:t xml:space="preserve"> </w:t>
-      </w:r>
-      <w:r>
-        <w:rPr>
-          <w:b/>
-          <w:bCs/>
-        </w:rPr>
-        <w:t xml:space="preserve">moræne</w:t>
-      </w:r>
-      <w:r>
-        <w:t xml:space="preserve"> </w:t>
-      </w:r>
-      <w:r>
-        <w:t xml:space="preserve">— en usorteret blanding af ler, sand, sten og grus, som isen havde skubbet og slæbt med sig.</w:t>
+        <w:t xml:space="preserve">Øst for linjen lå isen selv. Den efterlod moræne — en usorteret blanding af ler, sand, sten og grus, som isen havde skubbet og slæbt med sig.</w:t>
       </w:r>
     </w:p>
     <w:p>
@@ -176,49 +124,7 @@
         </w:numPr>
       </w:pPr>
       <w:r>
-        <w:rPr>
-          <w:b/>
-          <w:bCs/>
-        </w:rPr>
-        <w:t xml:space="preserve">Vest for linjen</w:t>
-      </w:r>
-      <w:r>
-        <w:t xml:space="preserve"> </w:t>
-      </w:r>
-      <w:r>
-        <w:t xml:space="preserve">løb smeltevandet ud fra isen og aflejrede sand og grus i store, flade</w:t>
-      </w:r>
-      <w:r>
-        <w:t xml:space="preserve"> </w:t>
-      </w:r>
-      <w:r>
-        <w:rPr>
-          <w:b/>
-          <w:bCs/>
-        </w:rPr>
-        <w:t xml:space="preserve">smeltevandssletter</w:t>
-      </w:r>
-      <w:r>
-        <w:t xml:space="preserve"> </w:t>
-      </w:r>
-      <w:r>
-        <w:t xml:space="preserve">(hedesletter). Her og der stikker højere</w:t>
-      </w:r>
-      <w:r>
-        <w:t xml:space="preserve"> </w:t>
-      </w:r>
-      <w:r>
-        <w:rPr>
-          <w:b/>
-          <w:bCs/>
-        </w:rPr>
-        <w:t xml:space="preserve">bakkeøer</w:t>
-      </w:r>
-      <w:r>
-        <w:t xml:space="preserve"> </w:t>
-      </w:r>
-      <w:r>
-        <w:t xml:space="preserve">op — gamle morænebakker fra en tidligere istid, som Weichsel-isen ikke nåede.</w:t>
+        <w:t xml:space="preserve">Vest for linjen løb smeltevandet ud fra isen og aflejrede sand og grus i store, flade smeltevandssletter (hedesletter). Her og der stikker højere bakkeøer op — gamle morænebakker fra en tidligere istid, som Weichsel-isen ikke nåede.</w:t>
       </w:r>
     </w:p>
     <w:p>
@@ -230,17 +136,7 @@
         </w:numPr>
       </w:pPr>
       <w:r>
-        <w:rPr>
-          <w:b/>
-          <w:bCs/>
-        </w:rPr>
-        <w:t xml:space="preserve">Nord for Limfjorden</w:t>
-      </w:r>
-      <w:r>
-        <w:t xml:space="preserve"> </w:t>
-      </w:r>
-      <w:r>
-        <w:t xml:space="preserve">stod havet højere end i dag, da isen smeltede. Landet var presset ned af isens vægt og har siden hævet sig, så der i dag ligger aflejringer fra havet på tørt land.</w:t>
+        <w:t xml:space="preserve">Nord for Limfjorden stod havet højere end i dag, da isen smeltede. Landet var presset ned af isens vægt og har siden hævet sig, så der i dag ligger aflejringer fra havet på tørt land.</w:t>
       </w:r>
     </w:p>
     <w:bookmarkEnd w:id="20"/>
@@ -325,17 +221,7 @@
         </w:numPr>
       </w:pPr>
       <w:r>
-        <w:rPr>
-          <w:b/>
-          <w:bCs/>
-        </w:rPr>
-        <w:t xml:space="preserve">Højde- og dybdekort</w:t>
-      </w:r>
-      <w:r>
-        <w:t xml:space="preserve"> </w:t>
-      </w:r>
-      <w:r>
-        <w:t xml:space="preserve">(under</w:t>
+        <w:t xml:space="preserve">Højde- og dybdekort (under</w:t>
       </w:r>
       <w:r>
         <w:t xml:space="preserve"> </w:t>
@@ -360,17 +246,7 @@
         </w:numPr>
       </w:pPr>
       <w:r>
-        <w:rPr>
-          <w:b/>
-          <w:bCs/>
-        </w:rPr>
-        <w:t xml:space="preserve">Jordartskort 1:200 000</w:t>
-      </w:r>
-      <w:r>
-        <w:t xml:space="preserve"> </w:t>
-      </w:r>
-      <w:r>
-        <w:t xml:space="preserve">(under</w:t>
+        <w:t xml:space="preserve">Jordartskort 1:200 000 (under</w:t>
       </w:r>
       <w:r>
         <w:t xml:space="preserve"> </w:t>
@@ -395,17 +271,7 @@
         </w:numPr>
       </w:pPr>
       <w:r>
-        <w:rPr>
-          <w:b/>
-          <w:bCs/>
-        </w:rPr>
-        <w:t xml:space="preserve">Israndslinjer i Norden</w:t>
-      </w:r>
-      <w:r>
-        <w:t xml:space="preserve"> </w:t>
-      </w:r>
-      <w:r>
-        <w:t xml:space="preserve">(under</w:t>
+        <w:t xml:space="preserve">Israndslinjer i Norden (under</w:t>
       </w:r>
       <w:r>
         <w:t xml:space="preserve"> </w:t>
@@ -430,17 +296,7 @@
         </w:numPr>
       </w:pPr>
       <w:r>
-        <w:rPr>
-          <w:b/>
-          <w:bCs/>
-        </w:rPr>
-        <w:t xml:space="preserve">Geomorfologi</w:t>
-      </w:r>
-      <w:r>
-        <w:t xml:space="preserve"> </w:t>
-      </w:r>
-      <w:r>
-        <w:t xml:space="preserve">(under</w:t>
+        <w:t xml:space="preserve">Geomorfologi (under</w:t>
       </w:r>
       <w:r>
         <w:t xml:space="preserve"> </w:t>
